--- a/static/media/6.to_trinh_ttr_dot_xuat.docx
+++ b/static/media/6.to_trinh_ttr_dot_xuat.docx
@@ -1,6 +1,6 @@
 
 <file path=word/document.xml><?xml version="1.0" encoding="utf-8"?>
-<w:document xmlns:wpc="http://schemas.microsoft.com/office/word/2010/wordprocessingCanvas" xmlns:cx="http://schemas.microsoft.com/office/drawing/2014/chartex" xmlns:cx1="http://schemas.microsoft.com/office/drawing/2015/9/8/chartex" xmlns:cx2="http://schemas.microsoft.com/office/drawing/2015/10/21/chartex" xmlns:cx3="http://schemas.microsoft.com/office/drawing/2016/5/9/chartex" xmlns:cx4="http://schemas.microsoft.com/office/drawing/2016/5/10/chartex" xmlns:cx5="http://schemas.microsoft.com/office/drawing/2016/5/11/chartex" xmlns:cx6="http://schemas.microsoft.com/office/drawing/2016/5/12/chartex" xmlns:cx7="http://schemas.microsoft.com/office/drawing/2016/5/13/chartex" xmlns:cx8="http://schemas.microsoft.com/office/drawing/2016/5/14/chartex" xmlns:mc="http://schemas.openxmlformats.org/markup-compatibility/2006" xmlns:aink="http://schemas.microsoft.com/office/drawing/2016/ink" xmlns:am3d="http://schemas.microsoft.com/office/drawing/2017/model3d" xmlns:o="urn:schemas-microsoft-com:office:office" xmlns:r="http://schemas.openxmlformats.org/officeDocument/2006/relationships" xmlns:m="http://schemas.openxmlformats.org/officeDocument/2006/math" xmlns:v="urn:schemas-microsoft-com:vml" xmlns:wp14="http://schemas.microsoft.com/office/word/2010/wordprocessingDrawing" xmlns:wp="http://schemas.openxmlformats.org/drawingml/2006/wordprocessingDrawing" xmlns:w10="urn:schemas-microsoft-com:office:word" xmlns:w="http://schemas.openxmlformats.org/wordprocessingml/2006/main" xmlns:w14="http://schemas.microsoft.com/office/word/2010/wordml" xmlns:w15="http://schemas.microsoft.com/office/word/2012/wordml" xmlns:w16cex="http://schemas.microsoft.com/office/word/2018/wordml/cex" xmlns:w16cid="http://schemas.microsoft.com/office/word/2016/wordml/cid" xmlns:w16="http://schemas.microsoft.com/office/word/2018/wordml" xmlns:w16sdtdh="http://schemas.microsoft.com/office/word/2020/wordml/sdtdatahash" xmlns:w16se="http://schemas.microsoft.com/office/word/2015/wordml/symex" xmlns:wpg="http://schemas.microsoft.com/office/word/2010/wordprocessingGroup" xmlns:wpi="http://schemas.microsoft.com/office/word/2010/wordprocessingInk" xmlns:wne="http://schemas.microsoft.com/office/word/2006/wordml" xmlns:wps="http://schemas.microsoft.com/office/word/2010/wordprocessingShape" mc:Ignorable="w14 w15 w16se w16cid w16 w16cex w16sdtdh wp14">
+<w:document xmlns:wpc="http://schemas.microsoft.com/office/word/2010/wordprocessingCanvas" xmlns:cx="http://schemas.microsoft.com/office/drawing/2014/chartex" xmlns:cx1="http://schemas.microsoft.com/office/drawing/2015/9/8/chartex" xmlns:cx2="http://schemas.microsoft.com/office/drawing/2015/10/21/chartex" xmlns:cx3="http://schemas.microsoft.com/office/drawing/2016/5/9/chartex" xmlns:cx4="http://schemas.microsoft.com/office/drawing/2016/5/10/chartex" xmlns:cx5="http://schemas.microsoft.com/office/drawing/2016/5/11/chartex" xmlns:cx6="http://schemas.microsoft.com/office/drawing/2016/5/12/chartex" xmlns:cx7="http://schemas.microsoft.com/office/drawing/2016/5/13/chartex" xmlns:cx8="http://schemas.microsoft.com/office/drawing/2016/5/14/chartex" xmlns:mc="http://schemas.openxmlformats.org/markup-compatibility/2006" xmlns:aink="http://schemas.microsoft.com/office/drawing/2016/ink" xmlns:am3d="http://schemas.microsoft.com/office/drawing/2017/model3d" xmlns:o="urn:schemas-microsoft-com:office:office" xmlns:oel="http://schemas.microsoft.com/office/2019/extlst" xmlns:r="http://schemas.openxmlformats.org/officeDocument/2006/relationships" xmlns:m="http://schemas.openxmlformats.org/officeDocument/2006/math" xmlns:v="urn:schemas-microsoft-com:vml" xmlns:wp14="http://schemas.microsoft.com/office/word/2010/wordprocessingDrawing" xmlns:wp="http://schemas.openxmlformats.org/drawingml/2006/wordprocessingDrawing" xmlns:w10="urn:schemas-microsoft-com:office:word" xmlns:w="http://schemas.openxmlformats.org/wordprocessingml/2006/main" xmlns:w14="http://schemas.microsoft.com/office/word/2010/wordml" xmlns:w15="http://schemas.microsoft.com/office/word/2012/wordml" xmlns:w16cex="http://schemas.microsoft.com/office/word/2018/wordml/cex" xmlns:w16cid="http://schemas.microsoft.com/office/word/2016/wordml/cid" xmlns:w16="http://schemas.microsoft.com/office/word/2018/wordml" xmlns:w16du="http://schemas.microsoft.com/office/word/2023/wordml/word16du" xmlns:w16sdtdh="http://schemas.microsoft.com/office/word/2020/wordml/sdtdatahash" xmlns:w16sdtfl="http://schemas.microsoft.com/office/word/2024/wordml/sdtformatlock" xmlns:w16se="http://schemas.microsoft.com/office/word/2015/wordml/symex" xmlns:wpg="http://schemas.microsoft.com/office/word/2010/wordprocessingGroup" xmlns:wpi="http://schemas.microsoft.com/office/word/2010/wordprocessingInk" xmlns:wne="http://schemas.microsoft.com/office/word/2006/wordml" xmlns:wps="http://schemas.microsoft.com/office/word/2010/wordprocessingShape" mc:Ignorable="w14 w15 w16se w16cid w16 w16cex w16sdtdh w16sdtfl w16du wp14">
   <w:body>
     <w:p>
       <w:pPr>
@@ -26,14 +26,7 @@
         <w:rPr>
           <w:sz w:val="24"/>
         </w:rPr>
-        <w:t>CỤC THUẾ TỈNH QUẢNG TRỊ</w:t>
-      </w:r>
-      <w:r>
-        <w:rPr>
-          <w:sz w:val="22"/>
-          <w:szCs w:val="28"/>
-        </w:rPr>
-        <w:t xml:space="preserve">     </w:t>
+        <w:t>CỤC THUẾ</w:t>
       </w:r>
       <w:r>
         <w:rPr>
@@ -43,9 +36,6 @@
         <w:tab/>
       </w:r>
       <w:r>
-        <w:t xml:space="preserve">     </w:t>
-      </w:r>
-      <w:r>
         <w:rPr>
           <w:b/>
         </w:rPr>
@@ -55,10 +45,11 @@
     <w:p>
       <w:pPr>
         <w:tabs>
+          <w:tab w:val="center" w:pos="1418"/>
           <w:tab w:val="center" w:pos="6804"/>
         </w:tabs>
         <w:spacing w:line="276" w:lineRule="auto"/>
-        <w:ind w:left="-426"/>
+        <w:ind w:left="-567" w:firstLine="26"/>
         <w:rPr>
           <w:b/>
           <w:sz w:val="28"/>
@@ -76,7 +67,7 @@
         <mc:AlternateContent>
           <mc:Choice Requires="wps">
             <w:drawing>
-              <wp:anchor distT="0" distB="0" distL="114300" distR="114300" simplePos="0" relativeHeight="251660800" behindDoc="0" locked="0" layoutInCell="1" allowOverlap="1" wp14:anchorId="1355860D" wp14:editId="530458C5">
+              <wp:anchor distT="0" distB="0" distL="114300" distR="114300" simplePos="0" relativeHeight="251656192" behindDoc="0" locked="0" layoutInCell="1" allowOverlap="1" wp14:anchorId="1355860D" wp14:editId="530458C5">
                 <wp:simplePos x="0" y="0"/>
                 <wp:positionH relativeFrom="column">
                   <wp:posOffset>343535</wp:posOffset>
@@ -137,7 +128,7 @@
           </mc:Choice>
           <mc:Fallback>
             <w:pict>
-              <v:line w14:anchorId="1FC5C577" id="Line 2" o:spid="_x0000_s1026" style="position:absolute;z-index:251660800;visibility:visible;mso-wrap-style:square;mso-width-percent:0;mso-height-percent:0;mso-wrap-distance-left:9pt;mso-wrap-distance-top:0;mso-wrap-distance-right:9pt;mso-wrap-distance-bottom:0;mso-position-horizontal:absolute;mso-position-horizontal-relative:text;mso-position-vertical:absolute;mso-position-vertical-relative:text;mso-width-percent:0;mso-height-percent:0;mso-width-relative:page;mso-height-relative:page" from="27.05pt,17.9pt" to="99.05pt,17.9pt" o:gfxdata="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"/>
+              <v:line w14:anchorId="0D50ABCF" id="Line 2" o:spid="_x0000_s1026" style="position:absolute;z-index:251656192;visibility:visible;mso-wrap-style:square;mso-width-percent:0;mso-height-percent:0;mso-wrap-distance-left:9pt;mso-wrap-distance-top:0;mso-wrap-distance-right:9pt;mso-wrap-distance-bottom:0;mso-position-horizontal:absolute;mso-position-horizontal-relative:text;mso-position-vertical:absolute;mso-position-vertical-relative:text;mso-width-percent:0;mso-height-percent:0;mso-width-relative:page;mso-height-relative:page" from="27.05pt,17.9pt" to="99.05pt,17.9pt" o:gfxdata="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"/>
             </w:pict>
           </mc:Fallback>
         </mc:AlternateContent>
@@ -153,7 +144,7 @@
         <mc:AlternateContent>
           <mc:Choice Requires="wps">
             <w:drawing>
-              <wp:anchor distT="0" distB="0" distL="114300" distR="114300" simplePos="0" relativeHeight="251661824" behindDoc="0" locked="0" layoutInCell="1" allowOverlap="1" wp14:anchorId="68CE524F" wp14:editId="4E388B3F">
+              <wp:anchor distT="0" distB="0" distL="114300" distR="114300" simplePos="0" relativeHeight="251658240" behindDoc="0" locked="0" layoutInCell="1" allowOverlap="1" wp14:anchorId="68CE524F" wp14:editId="4E388B3F">
                 <wp:simplePos x="0" y="0"/>
                 <wp:positionH relativeFrom="column">
                   <wp:posOffset>3277235</wp:posOffset>
@@ -214,11 +205,11 @@
           </mc:Choice>
           <mc:Fallback>
             <w:pict>
-              <v:shapetype w14:anchorId="57F7AC7F" id="_x0000_t32" coordsize="21600,21600" o:spt="32" o:oned="t" path="m,l21600,21600e" filled="f">
+              <v:shapetype w14:anchorId="52E434D9" id="_x0000_t32" coordsize="21600,21600" o:spt="32" o:oned="t" path="m,l21600,21600e" filled="f">
                 <v:path arrowok="t" fillok="f" o:connecttype="none"/>
                 <o:lock v:ext="edit" shapetype="t"/>
               </v:shapetype>
-              <v:shape id="AutoShape 5" o:spid="_x0000_s1026" type="#_x0000_t32" style="position:absolute;margin-left:258.05pt;margin-top:17.15pt;width:169.05pt;height:0;z-index:251661824;visibility:visible;mso-wrap-style:square;mso-width-percent:0;mso-height-percent:0;mso-wrap-distance-left:9pt;mso-wrap-distance-top:0;mso-wrap-distance-right:9pt;mso-wrap-distance-bottom:0;mso-position-horizontal:absolute;mso-position-horizontal-relative:text;mso-position-vertical:absolute;mso-position-vertical-relative:text;mso-width-percent:0;mso-height-percent:0;mso-width-relative:page;mso-height-relative:page" o:gfxdata="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"/>
+              <v:shape id="AutoShape 5" o:spid="_x0000_s1026" type="#_x0000_t32" style="position:absolute;margin-left:258.05pt;margin-top:17.15pt;width:169.05pt;height:0;z-index:251658240;visibility:visible;mso-wrap-style:square;mso-width-percent:0;mso-height-percent:0;mso-wrap-distance-left:9pt;mso-wrap-distance-top:0;mso-wrap-distance-right:9pt;mso-wrap-distance-bottom:0;mso-position-horizontal:absolute;mso-position-horizontal-relative:text;mso-position-vertical:absolute;mso-position-vertical-relative:text;mso-width-percent:0;mso-height-percent:0;mso-width-relative:page;mso-height-relative:page" o:gfxdata="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"/>
             </w:pict>
           </mc:Fallback>
         </mc:AlternateContent>
@@ -234,15 +225,10 @@
       <w:r>
         <w:rPr>
           <w:b/>
-          <w:szCs w:val="28"/>
-        </w:rPr>
-        <w:t xml:space="preserve"> </w:t>
-      </w:r>
-      <w:r>
-        <w:rPr>
-          <w:szCs w:val="28"/>
-        </w:rPr>
-        <w:t xml:space="preserve">                    </w:t>
+          <w:spacing w:val="-20"/>
+          <w:szCs w:val="28"/>
+        </w:rPr>
+        <w:t xml:space="preserve"> SỐ 4</w:t>
       </w:r>
       <w:r>
         <w:rPr>
@@ -362,7 +348,15 @@
           <w:sz w:val="28"/>
           <w:szCs w:val="28"/>
         </w:rPr>
-        <w:t>Về việc ban hành Quyết định thanh tra tại doanh nghiệp</w:t>
+        <w:t xml:space="preserve">Về việc ban hành Quyết định thanh tra </w:t>
+      </w:r>
+      <w:r>
+        <w:rPr>
+          <w:b/>
+          <w:sz w:val="28"/>
+          <w:szCs w:val="28"/>
+        </w:rPr>
+        <w:t>chấp hành pháp luật thuế</w:t>
       </w:r>
     </w:p>
     <w:p>
@@ -446,7 +440,7 @@
           </mc:Choice>
           <mc:Fallback>
             <w:pict>
-              <v:shape w14:anchorId="2874D829" id="AutoShape 6" o:spid="_x0000_s1026" type="#_x0000_t32" style="position:absolute;margin-left:192.95pt;margin-top:1.25pt;width:86.4pt;height:0;z-index:251658752;visibility:visible;mso-wrap-style:square;mso-width-percent:0;mso-height-percent:0;mso-wrap-distance-left:9pt;mso-wrap-distance-top:0;mso-wrap-distance-right:9pt;mso-wrap-distance-bottom:0;mso-position-horizontal:absolute;mso-position-horizontal-relative:text;mso-position-vertical:absolute;mso-position-vertical-relative:text;mso-width-percent:0;mso-height-percent:0;mso-width-relative:page;mso-height-relative:page" o:gfxdata="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"/>
+              <v:shape w14:anchorId="00FA0863" id="AutoShape 6" o:spid="_x0000_s1026" type="#_x0000_t32" style="position:absolute;margin-left:192.95pt;margin-top:1.25pt;width:86.4pt;height:0;z-index:251658752;visibility:visible;mso-wrap-style:square;mso-width-percent:0;mso-height-percent:0;mso-wrap-distance-left:9pt;mso-wrap-distance-top:0;mso-wrap-distance-right:9pt;mso-wrap-distance-bottom:0;mso-position-horizontal:absolute;mso-position-horizontal-relative:text;mso-position-vertical:absolute;mso-position-vertical-relative:text;mso-width-percent:0;mso-height-percent:0;mso-width-relative:page;mso-height-relative:page" o:gfxdata="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"/>
             </w:pict>
           </mc:Fallback>
         </mc:AlternateContent>
@@ -467,35 +461,32 @@
         <w:rPr>
           <w:sz w:val="28"/>
           <w:szCs w:val="28"/>
-        </w:rPr>
-      </w:pPr>
-      <w:r>
-        <w:rPr>
-          <w:sz w:val="28"/>
-          <w:szCs w:val="28"/>
-        </w:rPr>
-        <w:t xml:space="preserve">Căn cứ </w:t>
-      </w:r>
-      <w:r>
-        <w:rPr>
-          <w:sz w:val="28"/>
-          <w:szCs w:val="28"/>
-        </w:rPr>
-        <w:t>&lt;quy_trinh_ttra&gt;</w:t>
-      </w:r>
-      <w:r>
-        <w:rPr>
-          <w:sz w:val="28"/>
-          <w:szCs w:val="28"/>
-        </w:rPr>
-        <w:t xml:space="preserve"> </w:t>
-      </w:r>
-      <w:r>
-        <w:rPr>
-          <w:sz w:val="28"/>
-          <w:szCs w:val="28"/>
-        </w:rPr>
-        <w:t>về việc ban hành Quy trình thanh tra thuế;</w:t>
+          <w:lang w:val="nl-NL"/>
+        </w:rPr>
+      </w:pPr>
+      <w:r>
+        <w:rPr>
+          <w:sz w:val="28"/>
+          <w:szCs w:val="28"/>
+          <w:lang w:val="nl-NL"/>
+        </w:rPr>
+        <w:t xml:space="preserve">Căn cứ Luật Quản lý thuế </w:t>
+      </w:r>
+      <w:r>
+        <w:rPr>
+          <w:sz w:val="28"/>
+          <w:szCs w:val="28"/>
+          <w:lang w:val="nl-NL"/>
+        </w:rPr>
+        <w:t>&lt;luat_qlt_ngay&gt;</w:t>
+      </w:r>
+      <w:r>
+        <w:rPr>
+          <w:sz w:val="28"/>
+          <w:szCs w:val="28"/>
+          <w:lang w:val="nl-NL"/>
+        </w:rPr>
+        <w:t xml:space="preserve"> và các văn bản hướng dẫn thi hành;</w:t>
       </w:r>
     </w:p>
     <w:p>
@@ -510,31 +501,43 @@
       </w:pPr>
       <w:r>
         <w:rPr>
-          <w:sz w:val="28"/>
-          <w:szCs w:val="28"/>
-        </w:rPr>
-        <w:t xml:space="preserve">Căn cứ </w:t>
-      </w:r>
-      <w:r>
-        <w:rPr>
-          <w:sz w:val="28"/>
-          <w:szCs w:val="28"/>
-        </w:rPr>
-        <w:t>&lt;bsung_qtrinh_ttra&gt;</w:t>
-      </w:r>
-      <w:r>
-        <w:rPr>
-          <w:sz w:val="28"/>
-          <w:szCs w:val="28"/>
-        </w:rPr>
-        <w:t xml:space="preserve"> </w:t>
-      </w:r>
-      <w:r>
-        <w:rPr>
-          <w:sz w:val="28"/>
-          <w:szCs w:val="28"/>
-        </w:rPr>
-        <w:t>của Tổng cục Thuế về việc sửa đổi, bổ sung Quy trình thanh tra thuế;</w:t>
+          <w:iCs/>
+          <w:color w:val="000000" w:themeColor="text1"/>
+          <w:sz w:val="28"/>
+          <w:szCs w:val="28"/>
+          <w:lang w:val="nl-NL"/>
+        </w:rPr>
+        <w:t xml:space="preserve">Căn cứ Luật Thanh tra ngày </w:t>
+      </w:r>
+      <w:r>
+        <w:rPr>
+          <w:iCs/>
+          <w:color w:val="000000" w:themeColor="text1"/>
+          <w:sz w:val="28"/>
+          <w:szCs w:val="28"/>
+          <w:lang w:val="nl-NL"/>
+        </w:rPr>
+        <w:t>14/11/2022</w:t>
+      </w:r>
+      <w:r>
+        <w:rPr>
+          <w:iCs/>
+          <w:color w:val="000000" w:themeColor="text1"/>
+          <w:sz w:val="28"/>
+          <w:szCs w:val="28"/>
+          <w:lang w:val="nl-NL"/>
+        </w:rPr>
+        <w:t xml:space="preserve"> và các văn bản hướng dẫn thi hành</w:t>
+      </w:r>
+      <w:r>
+        <w:rPr>
+          <w:iCs/>
+          <w:color w:val="000000" w:themeColor="text1"/>
+          <w:sz w:val="28"/>
+          <w:szCs w:val="28"/>
+          <w:lang w:val="nl-NL"/>
+        </w:rPr>
+        <w:t>;</w:t>
       </w:r>
     </w:p>
     <w:p>
@@ -545,7 +548,6 @@
         <w:rPr>
           <w:sz w:val="28"/>
           <w:szCs w:val="28"/>
-          <w:lang w:val="nl-NL"/>
         </w:rPr>
       </w:pPr>
       <w:r>
@@ -562,7 +564,15 @@
           <w:szCs w:val="28"/>
           <w:lang w:val="nl-NL"/>
         </w:rPr>
-        <w:t>&lt;can_cu&gt;</w:t>
+        <w:t>&lt;ttra_dot_xuat&gt;</w:t>
+      </w:r>
+      <w:r>
+        <w:rPr>
+          <w:sz w:val="28"/>
+          <w:szCs w:val="28"/>
+          <w:lang w:val="nl-NL"/>
+        </w:rPr>
+        <w:t xml:space="preserve"> của Chi cục Thuế khu vực XI về việc phê duyệt kế hoạch thanh tra đột xuất tại trụ sở người nộp thuế năm 2025</w:t>
       </w:r>
       <w:r>
         <w:rPr>
@@ -590,23 +600,49 @@
           <w:szCs w:val="28"/>
           <w:lang w:val="nl-NL"/>
         </w:rPr>
-        <w:t xml:space="preserve">Phòng Thanh tra – </w:t>
-      </w:r>
-      <w:r>
-        <w:rPr>
-          <w:sz w:val="28"/>
-          <w:szCs w:val="28"/>
-          <w:lang w:val="nl-NL"/>
-        </w:rPr>
-        <w:t>Kiểm tra</w:t>
-      </w:r>
-      <w:r>
-        <w:rPr>
-          <w:sz w:val="28"/>
-          <w:szCs w:val="28"/>
-          <w:lang w:val="nl-NL"/>
-        </w:rPr>
-        <w:t xml:space="preserve"> đã tổ chức thu thập và phân tích thông tin về người nộp thuế để tiến hành thanh tra đối với </w:t>
+        <w:t xml:space="preserve">Phòng Thanh tra - Kiểm tra số 4 kính đề nghị Lãnh đạo Chi cục Thuế khu vực XI cho tiến hành </w:t>
+      </w:r>
+      <w:r>
+        <w:rPr>
+          <w:sz w:val="28"/>
+          <w:szCs w:val="28"/>
+          <w:lang w:val="nl-NL"/>
+        </w:rPr>
+        <w:t>thanh tra</w:t>
+      </w:r>
+      <w:r>
+        <w:rPr>
+          <w:sz w:val="28"/>
+          <w:szCs w:val="28"/>
+          <w:lang w:val="nl-NL"/>
+        </w:rPr>
+        <w:t xml:space="preserve"> </w:t>
+      </w:r>
+      <w:r>
+        <w:rPr>
+          <w:color w:val="000000" w:themeColor="text1"/>
+          <w:sz w:val="28"/>
+          <w:szCs w:val="28"/>
+          <w:lang w:val="nl-NL"/>
+        </w:rPr>
+        <w:t>chấp hành pháp luật thuế</w:t>
+      </w:r>
+      <w:r>
+        <w:rPr>
+          <w:color w:val="000000" w:themeColor="text1"/>
+          <w:sz w:val="28"/>
+          <w:szCs w:val="28"/>
+          <w:lang w:val="nl-NL"/>
+        </w:rPr>
+        <w:t xml:space="preserve"> đối với</w:t>
+      </w:r>
+      <w:r>
+        <w:rPr>
+          <w:sz w:val="28"/>
+          <w:szCs w:val="28"/>
+          <w:lang w:val="nl-NL"/>
+        </w:rPr>
+        <w:t xml:space="preserve"> </w:t>
       </w:r>
       <w:r>
         <w:rPr>
@@ -627,254 +663,91 @@
     </w:p>
     <w:p>
       <w:pPr>
-        <w:spacing w:line="276" w:lineRule="auto"/>
-        <w:ind w:firstLine="567"/>
-        <w:jc w:val="both"/>
-        <w:rPr>
-          <w:sz w:val="28"/>
-          <w:szCs w:val="28"/>
-          <w:lang w:val="nl-NL"/>
-        </w:rPr>
-      </w:pPr>
-      <w:r>
-        <w:rPr>
-          <w:sz w:val="28"/>
-          <w:szCs w:val="28"/>
-          <w:lang w:val="nl-NL"/>
-        </w:rPr>
-        <w:t xml:space="preserve">Để tiến hành thanh tra thuế </w:t>
-      </w:r>
-      <w:r>
-        <w:rPr>
-          <w:sz w:val="28"/>
-          <w:szCs w:val="28"/>
-          <w:lang w:val="nl-NL"/>
-        </w:rPr>
-        <w:t>&lt;ten_dv&gt;</w:t>
-      </w:r>
-      <w:r>
-        <w:rPr>
-          <w:sz w:val="28"/>
-          <w:szCs w:val="28"/>
-          <w:lang w:val="nl-NL"/>
-        </w:rPr>
-        <w:t xml:space="preserve">, </w:t>
-      </w:r>
-      <w:r>
-        <w:rPr>
-          <w:sz w:val="28"/>
-          <w:szCs w:val="28"/>
-          <w:lang w:val="nl-NL"/>
-        </w:rPr>
-        <w:t xml:space="preserve">Phòng Thanh tra – </w:t>
-      </w:r>
-      <w:r>
-        <w:rPr>
-          <w:sz w:val="28"/>
-          <w:szCs w:val="28"/>
-          <w:lang w:val="nl-NL"/>
-        </w:rPr>
-        <w:t>Kiểm tra</w:t>
-      </w:r>
-      <w:r>
-        <w:rPr>
-          <w:sz w:val="28"/>
-          <w:szCs w:val="28"/>
-          <w:lang w:val="nl-NL"/>
-        </w:rPr>
-        <w:t xml:space="preserve"> đề xuất (kèm theo dự thảo Quyết định thanh tra):</w:t>
-      </w:r>
-    </w:p>
-    <w:p>
-      <w:pPr>
-        <w:numPr>
-          <w:ilvl w:val="0"/>
-          <w:numId w:val="2"/>
-        </w:numPr>
-        <w:spacing w:line="276" w:lineRule="auto"/>
-        <w:ind w:left="0" w:firstLine="567"/>
-        <w:jc w:val="both"/>
-        <w:rPr>
-          <w:sz w:val="28"/>
-          <w:szCs w:val="28"/>
-          <w:lang w:val="nl-NL"/>
-        </w:rPr>
-      </w:pPr>
-      <w:r>
-        <w:rPr>
-          <w:sz w:val="28"/>
-          <w:szCs w:val="28"/>
-          <w:lang w:val="nl-NL"/>
-        </w:rPr>
-        <w:t xml:space="preserve">Bố trí đoàn thanh tra gồm: </w:t>
-      </w:r>
-      <w:r>
-        <w:rPr>
-          <w:sz w:val="28"/>
-          <w:szCs w:val="28"/>
-          <w:lang w:val="nl-NL"/>
-        </w:rPr>
-        <w:t>&lt;sl_cb&gt;</w:t>
-      </w:r>
-      <w:r>
-        <w:rPr>
-          <w:sz w:val="28"/>
-          <w:szCs w:val="28"/>
-          <w:lang w:val="nl-NL"/>
-        </w:rPr>
-        <w:t xml:space="preserve"> </w:t>
-      </w:r>
-      <w:r>
-        <w:rPr>
-          <w:sz w:val="28"/>
-          <w:szCs w:val="28"/>
-          <w:lang w:val="nl-NL"/>
-        </w:rPr>
-        <w:t>công chức</w:t>
-      </w:r>
-      <w:r>
-        <w:rPr>
-          <w:sz w:val="28"/>
-          <w:szCs w:val="28"/>
-          <w:lang w:val="nl-NL"/>
-        </w:rPr>
-        <w:t xml:space="preserve"> phòng</w:t>
-      </w:r>
-      <w:r>
-        <w:rPr>
-          <w:sz w:val="28"/>
-          <w:szCs w:val="28"/>
-          <w:lang w:val="nl-NL"/>
-        </w:rPr>
-        <w:t xml:space="preserve"> Thanh tra </w:t>
-      </w:r>
-      <w:r>
-        <w:rPr>
-          <w:sz w:val="28"/>
-          <w:szCs w:val="28"/>
-          <w:lang w:val="nl-NL"/>
-        </w:rPr>
-        <w:t xml:space="preserve">– </w:t>
-      </w:r>
-      <w:r>
-        <w:rPr>
-          <w:sz w:val="28"/>
-          <w:szCs w:val="28"/>
-          <w:lang w:val="nl-NL"/>
-        </w:rPr>
-        <w:t>Kiểm tra</w:t>
-      </w:r>
-      <w:r>
-        <w:rPr>
-          <w:sz w:val="28"/>
-          <w:szCs w:val="28"/>
-          <w:lang w:val="nl-NL"/>
-        </w:rPr>
-        <w:t>, do</w:t>
-      </w:r>
-      <w:r>
-        <w:rPr>
-          <w:sz w:val="28"/>
-          <w:szCs w:val="28"/>
-          <w:lang w:val="nl-NL"/>
-        </w:rPr>
-        <w:t xml:space="preserve"> </w:t>
-      </w:r>
-      <w:r>
-        <w:rPr>
-          <w:sz w:val="28"/>
-          <w:szCs w:val="28"/>
-          <w:lang w:val="nl-NL"/>
-        </w:rPr>
-        <w:t>&lt;cb_cv&gt;</w:t>
-      </w:r>
-      <w:r>
-        <w:rPr>
-          <w:sz w:val="28"/>
-          <w:szCs w:val="28"/>
-          <w:lang w:val="nl-NL"/>
-        </w:rPr>
-        <w:t xml:space="preserve"> </w:t>
-      </w:r>
-      <w:r>
-        <w:rPr>
-          <w:sz w:val="28"/>
-          <w:szCs w:val="28"/>
-          <w:lang w:val="nl-NL"/>
-        </w:rPr>
-        <w:t>làm Trưởng đoàn</w:t>
-      </w:r>
-      <w:r>
-        <w:rPr>
-          <w:sz w:val="28"/>
-          <w:szCs w:val="28"/>
-          <w:lang w:val="nl-NL"/>
-        </w:rPr>
-        <w:t>.</w:t>
-      </w:r>
-    </w:p>
-    <w:p>
-      <w:pPr>
-        <w:numPr>
-          <w:ilvl w:val="0"/>
-          <w:numId w:val="2"/>
-        </w:numPr>
         <w:tabs>
           <w:tab w:val="left" w:pos="851"/>
         </w:tabs>
         <w:spacing w:line="264" w:lineRule="auto"/>
-        <w:ind w:left="0" w:firstLine="567"/>
-        <w:jc w:val="both"/>
-        <w:rPr>
-          <w:sz w:val="28"/>
-          <w:szCs w:val="28"/>
-          <w:lang w:val="nl-NL"/>
-        </w:rPr>
-      </w:pPr>
-      <w:r>
-        <w:rPr>
-          <w:sz w:val="28"/>
-          <w:szCs w:val="28"/>
-          <w:lang w:val="nl-NL"/>
-        </w:rPr>
-        <w:t xml:space="preserve">Nội dung thanh tra: </w:t>
-      </w:r>
-    </w:p>
-    <w:p>
-      <w:pPr>
-        <w:tabs>
-          <w:tab w:val="left" w:pos="1260"/>
-        </w:tabs>
-        <w:spacing w:line="264" w:lineRule="auto"/>
         <w:ind w:left="567"/>
         <w:jc w:val="both"/>
         <w:rPr>
-          <w:sz w:val="28"/>
-          <w:szCs w:val="28"/>
-        </w:rPr>
-      </w:pPr>
-      <w:r>
-        <w:rPr>
-          <w:sz w:val="28"/>
-          <w:szCs w:val="28"/>
-        </w:rPr>
-        <w:t xml:space="preserve">+ </w:t>
-      </w:r>
-      <w:r>
-        <w:rPr>
-          <w:sz w:val="28"/>
-          <w:szCs w:val="28"/>
-        </w:rPr>
-        <w:t xml:space="preserve">Tình hình chấp hành pháp luật về thuế </w:t>
-      </w:r>
-      <w:r>
+          <w:b/>
+          <w:bCs/>
+          <w:sz w:val="28"/>
+          <w:szCs w:val="28"/>
+          <w:lang w:val="nl-NL"/>
+        </w:rPr>
+      </w:pPr>
+      <w:r>
+        <w:rPr>
+          <w:b/>
+          <w:bCs/>
+          <w:sz w:val="28"/>
+          <w:szCs w:val="28"/>
+          <w:lang w:val="nl-NL"/>
+        </w:rPr>
+        <w:t xml:space="preserve">Nội dung thanh tra: </w:t>
+      </w:r>
+    </w:p>
+    <w:p>
+      <w:pPr>
+        <w:spacing w:line="264" w:lineRule="auto"/>
+        <w:ind w:firstLine="567"/>
+        <w:jc w:val="both"/>
+        <w:rPr>
+          <w:sz w:val="28"/>
+          <w:szCs w:val="28"/>
+        </w:rPr>
+      </w:pPr>
+      <w:r>
+        <w:rPr>
+          <w:sz w:val="28"/>
+          <w:szCs w:val="28"/>
+        </w:rPr>
+        <w:t>- Thanh tra tình hình chấp hành pháp luật thuế; tình hình quản lý và sử dụng hóa đơn; tình hình trích nộp Bảo hiểm xã hội và Kinh phí công đoàn.</w:t>
+      </w:r>
+    </w:p>
+    <w:p>
+      <w:pPr>
+        <w:spacing w:line="264" w:lineRule="auto"/>
+        <w:ind w:firstLine="567"/>
+        <w:jc w:val="both"/>
         <w:rPr>
           <w:noProof/>
           <w:sz w:val="28"/>
           <w:szCs w:val="28"/>
           <w:lang w:val="nl-NL"/>
         </w:rPr>
-        <w:t xml:space="preserve">năm </w:t>
+      </w:pPr>
+      <w:r>
+        <w:rPr>
+          <w:sz w:val="28"/>
+          <w:szCs w:val="28"/>
+        </w:rPr>
+        <w:t xml:space="preserve">- Thời </w:t>
+      </w:r>
+      <w:r>
+        <w:rPr>
+          <w:sz w:val="28"/>
+          <w:szCs w:val="28"/>
+          <w:lang w:val="nl-NL"/>
+        </w:rPr>
+        <w:t>kỳ</w:t>
+      </w:r>
+      <w:r>
+        <w:rPr>
+          <w:sz w:val="28"/>
+          <w:szCs w:val="28"/>
+          <w:lang w:val="nl-NL"/>
+        </w:rPr>
+        <w:t xml:space="preserve"> tiến hành thanh tra:</w:t>
+      </w:r>
+      <w:r>
+        <w:rPr>
+          <w:sz w:val="28"/>
+          <w:szCs w:val="28"/>
+          <w:lang w:val="nl-NL"/>
+        </w:rPr>
+        <w:t xml:space="preserve"> năm </w:t>
       </w:r>
       <w:r>
         <w:rPr>
@@ -897,11 +770,8 @@
     </w:p>
     <w:p>
       <w:pPr>
-        <w:tabs>
-          <w:tab w:val="left" w:pos="1260"/>
-        </w:tabs>
         <w:spacing w:line="264" w:lineRule="auto"/>
-        <w:ind w:left="567"/>
+        <w:ind w:firstLine="567"/>
         <w:jc w:val="both"/>
         <w:rPr>
           <w:sz w:val="28"/>
@@ -910,33 +780,12 @@
       </w:pPr>
       <w:r>
         <w:rPr>
-          <w:sz w:val="28"/>
-          <w:szCs w:val="28"/>
-        </w:rPr>
-        <w:t xml:space="preserve">+ </w:t>
-      </w:r>
-      <w:r>
-        <w:rPr>
-          <w:sz w:val="28"/>
-          <w:szCs w:val="28"/>
-        </w:rPr>
-        <w:t>Tình hình quản lý, sử dụng hóa đơn</w:t>
-      </w:r>
-      <w:r>
-        <w:rPr>
-          <w:sz w:val="28"/>
-          <w:szCs w:val="28"/>
-        </w:rPr>
-        <w:t xml:space="preserve"> năm </w:t>
-      </w:r>
-      <w:r>
-        <w:rPr>
           <w:noProof/>
           <w:sz w:val="28"/>
           <w:szCs w:val="28"/>
           <w:lang w:val="nl-NL"/>
         </w:rPr>
-        <w:t>&lt;nam_ktra&gt;</w:t>
+        <w:t xml:space="preserve">- </w:t>
       </w:r>
       <w:r>
         <w:rPr>
@@ -945,114 +794,7 @@
           <w:szCs w:val="28"/>
           <w:lang w:val="nl-NL"/>
         </w:rPr>
-        <w:t>.</w:t>
-      </w:r>
-    </w:p>
-    <w:p>
-      <w:pPr>
-        <w:tabs>
-          <w:tab w:val="left" w:pos="1260"/>
-        </w:tabs>
-        <w:spacing w:line="264" w:lineRule="auto"/>
-        <w:ind w:left="567"/>
-        <w:jc w:val="both"/>
-        <w:rPr>
-          <w:sz w:val="28"/>
-          <w:szCs w:val="28"/>
-        </w:rPr>
-      </w:pPr>
-      <w:r>
-        <w:rPr>
-          <w:sz w:val="28"/>
-          <w:szCs w:val="28"/>
-        </w:rPr>
-        <w:t xml:space="preserve">+ </w:t>
-      </w:r>
-      <w:r>
-        <w:rPr>
-          <w:sz w:val="28"/>
-          <w:szCs w:val="28"/>
-        </w:rPr>
-        <w:t>Tình hình trích nộp Bảo hiểm xã hội và Kinh phí công đoàn</w:t>
-      </w:r>
-      <w:r>
-        <w:rPr>
-          <w:sz w:val="28"/>
-          <w:szCs w:val="28"/>
-        </w:rPr>
-        <w:t xml:space="preserve"> </w:t>
-      </w:r>
-      <w:r>
-        <w:rPr>
-          <w:color w:val="000000" w:themeColor="text1"/>
-          <w:sz w:val="28"/>
-          <w:szCs w:val="28"/>
-        </w:rPr>
-        <w:t>&lt;so_nam_ktra&gt;</w:t>
-      </w:r>
-      <w:r>
-        <w:rPr>
-          <w:color w:val="000000" w:themeColor="text1"/>
-          <w:sz w:val="28"/>
-          <w:szCs w:val="28"/>
-        </w:rPr>
-        <w:t xml:space="preserve"> </w:t>
-      </w:r>
-      <w:r>
-        <w:rPr>
-          <w:color w:val="000000" w:themeColor="text1"/>
-          <w:sz w:val="28"/>
-          <w:szCs w:val="28"/>
-        </w:rPr>
-        <w:t xml:space="preserve"> năm.</w:t>
-      </w:r>
-    </w:p>
-    <w:p>
-      <w:pPr>
-        <w:numPr>
-          <w:ilvl w:val="0"/>
-          <w:numId w:val="2"/>
-        </w:numPr>
-        <w:spacing w:line="276" w:lineRule="auto"/>
-        <w:ind w:left="709" w:hanging="142"/>
-        <w:jc w:val="both"/>
-        <w:rPr>
-          <w:sz w:val="28"/>
-          <w:szCs w:val="28"/>
-          <w:lang w:val="nl-NL"/>
-        </w:rPr>
-      </w:pPr>
-      <w:r>
-        <w:rPr>
-          <w:sz w:val="28"/>
-          <w:szCs w:val="28"/>
-          <w:lang w:val="nl-NL"/>
-        </w:rPr>
-        <w:t xml:space="preserve">Thời </w:t>
-      </w:r>
-      <w:r>
-        <w:rPr>
-          <w:sz w:val="28"/>
-          <w:szCs w:val="28"/>
-          <w:lang w:val="nl-NL"/>
-        </w:rPr>
-        <w:t>kỳ</w:t>
-      </w:r>
-      <w:r>
-        <w:rPr>
-          <w:sz w:val="28"/>
-          <w:szCs w:val="28"/>
-          <w:lang w:val="nl-NL"/>
-        </w:rPr>
-        <w:t xml:space="preserve"> tiến hành thanh tra:</w:t>
-      </w:r>
-      <w:r>
-        <w:rPr>
-          <w:sz w:val="28"/>
-          <w:szCs w:val="28"/>
-          <w:lang w:val="nl-NL"/>
-        </w:rPr>
-        <w:t xml:space="preserve"> năm </w:t>
+        <w:t xml:space="preserve">Thành phần </w:t>
       </w:r>
       <w:r>
         <w:rPr>
@@ -1061,7 +803,7 @@
           <w:szCs w:val="28"/>
           <w:lang w:val="nl-NL"/>
         </w:rPr>
-        <w:t>&lt;nam_ktra&gt;</w:t>
+        <w:t>thanh</w:t>
       </w:r>
       <w:r>
         <w:rPr>
@@ -1070,7 +812,7 @@
           <w:szCs w:val="28"/>
           <w:lang w:val="nl-NL"/>
         </w:rPr>
-        <w:t>.</w:t>
+        <w:t xml:space="preserve"> tra gồm có: &lt;sl_cb&gt; công chức Phòng Thanh tra – Kiểm tra số 4 do &lt;cb_cv&gt; làm trưởng đoàn.</w:t>
       </w:r>
     </w:p>
     <w:p>
@@ -1087,83 +829,73 @@
       </w:pPr>
       <w:r>
         <w:rPr>
-          <w:sz w:val="28"/>
-          <w:szCs w:val="28"/>
-          <w:lang w:val="nl-NL"/>
-        </w:rPr>
-        <w:t xml:space="preserve">Vậy, Phòng Thanh tra – </w:t>
-      </w:r>
-      <w:r>
-        <w:rPr>
-          <w:sz w:val="28"/>
-          <w:szCs w:val="28"/>
-          <w:lang w:val="nl-NL"/>
-        </w:rPr>
-        <w:t>Kiểm tra</w:t>
-      </w:r>
-      <w:r>
-        <w:rPr>
-          <w:sz w:val="28"/>
-          <w:szCs w:val="28"/>
-          <w:lang w:val="nl-NL"/>
-        </w:rPr>
-        <w:t xml:space="preserve"> </w:t>
-      </w:r>
-      <w:r>
-        <w:rPr>
-          <w:sz w:val="28"/>
-          <w:szCs w:val="28"/>
-          <w:lang w:val="nl-NL"/>
-        </w:rPr>
-        <w:t>trình</w:t>
-      </w:r>
-      <w:r>
-        <w:rPr>
-          <w:sz w:val="28"/>
-          <w:szCs w:val="28"/>
-          <w:lang w:val="nl-NL"/>
-        </w:rPr>
-        <w:t xml:space="preserve"> </w:t>
-      </w:r>
-      <w:r>
-        <w:rPr>
-          <w:sz w:val="28"/>
-          <w:szCs w:val="28"/>
-          <w:lang w:val="nl-NL"/>
-        </w:rPr>
-        <w:t xml:space="preserve">Lãnh đạo Cục Thuế xem xét </w:t>
-      </w:r>
-      <w:r>
-        <w:rPr>
-          <w:sz w:val="28"/>
-          <w:szCs w:val="28"/>
-          <w:lang w:val="nl-NL"/>
-        </w:rPr>
-        <w:t>ban hành</w:t>
-      </w:r>
-      <w:r>
-        <w:rPr>
-          <w:sz w:val="28"/>
-          <w:szCs w:val="28"/>
-          <w:lang w:val="nl-NL"/>
-        </w:rPr>
-        <w:t xml:space="preserve"> Quyết định </w:t>
-      </w:r>
-      <w:r>
-        <w:rPr>
-          <w:sz w:val="28"/>
-          <w:szCs w:val="28"/>
-          <w:lang w:val="nl-NL"/>
-        </w:rPr>
-        <w:t xml:space="preserve">thanh tra thuế </w:t>
-      </w:r>
-      <w:r>
-        <w:rPr>
-          <w:sz w:val="28"/>
-          <w:szCs w:val="28"/>
-          <w:lang w:val="nl-NL"/>
-        </w:rPr>
-        <w:t>&lt;ten_dv&gt;</w:t>
+          <w:color w:val="000000" w:themeColor="text1"/>
+          <w:sz w:val="28"/>
+          <w:szCs w:val="28"/>
+          <w:lang w:val="nl-NL"/>
+        </w:rPr>
+        <w:t xml:space="preserve">Vậy Phòng Thanh tra - Kiểm tra số 4 xin ý kiến chỉ </w:t>
+      </w:r>
+      <w:r>
+        <w:rPr>
+          <w:rFonts w:hint="eastAsia"/>
+          <w:color w:val="000000" w:themeColor="text1"/>
+          <w:sz w:val="28"/>
+          <w:szCs w:val="28"/>
+          <w:lang w:val="nl-NL"/>
+        </w:rPr>
+        <w:t>đ</w:t>
+      </w:r>
+      <w:r>
+        <w:rPr>
+          <w:color w:val="000000" w:themeColor="text1"/>
+          <w:sz w:val="28"/>
+          <w:szCs w:val="28"/>
+          <w:lang w:val="nl-NL"/>
+        </w:rPr>
+        <w:t xml:space="preserve">ạo của </w:t>
+      </w:r>
+      <w:r>
+        <w:rPr>
+          <w:sz w:val="28"/>
+          <w:szCs w:val="28"/>
+          <w:lang w:val="nl-NL"/>
+        </w:rPr>
+        <w:t xml:space="preserve">Lãnh </w:t>
+      </w:r>
+      <w:r>
+        <w:rPr>
+          <w:rFonts w:hint="eastAsia"/>
+          <w:sz w:val="28"/>
+          <w:szCs w:val="28"/>
+          <w:lang w:val="nl-NL"/>
+        </w:rPr>
+        <w:t>đ</w:t>
+      </w:r>
+      <w:r>
+        <w:rPr>
+          <w:sz w:val="28"/>
+          <w:szCs w:val="28"/>
+          <w:lang w:val="nl-NL"/>
+        </w:rPr>
+        <w:t xml:space="preserve">ạo Chi cục Thuế khu vực XI </w:t>
+      </w:r>
+      <w:r>
+        <w:rPr>
+          <w:rFonts w:hint="eastAsia"/>
+          <w:sz w:val="28"/>
+          <w:szCs w:val="28"/>
+          <w:lang w:val="nl-NL"/>
+        </w:rPr>
+        <w:t>đ</w:t>
+      </w:r>
+      <w:r>
+        <w:rPr>
+          <w:sz w:val="28"/>
+          <w:szCs w:val="28"/>
+          <w:lang w:val="nl-NL"/>
+        </w:rPr>
+        <w:t>ể triển khai</w:t>
       </w:r>
       <w:r>
         <w:rPr>
@@ -1265,7 +997,21 @@
           <w:b/>
           <w:lang w:val="nl-NL"/>
         </w:rPr>
-        <w:t xml:space="preserve"> C</w:t>
+        <w:t xml:space="preserve"> </w:t>
+      </w:r>
+      <w:r>
+        <w:rPr>
+          <w:b/>
+          <w:lang w:val="nl-NL"/>
+        </w:rPr>
+        <w:t xml:space="preserve">CHI </w:t>
+      </w:r>
+      <w:r>
+        <w:rPr>
+          <w:b/>
+          <w:lang w:val="nl-NL"/>
+        </w:rPr>
+        <w:t>C</w:t>
       </w:r>
       <w:r>
         <w:rPr>
@@ -1280,6 +1026,13 @@
           <w:lang w:val="nl-NL"/>
         </w:rPr>
         <w:t xml:space="preserve"> </w:t>
+      </w:r>
+      <w:r>
+        <w:rPr>
+          <w:b/>
+          <w:lang w:val="nl-NL"/>
+        </w:rPr>
+        <w:t>THUẾ</w:t>
       </w:r>
       <w:r>
         <w:rPr>
@@ -1364,7 +1117,7 @@
 </file>
 
 <file path=word/numbering.xml><?xml version="1.0" encoding="utf-8"?>
-<w:numbering xmlns:wpc="http://schemas.microsoft.com/office/word/2010/wordprocessingCanvas" xmlns:cx="http://schemas.microsoft.com/office/drawing/2014/chartex" xmlns:cx1="http://schemas.microsoft.com/office/drawing/2015/9/8/chartex" xmlns:cx2="http://schemas.microsoft.com/office/drawing/2015/10/21/chartex" xmlns:cx3="http://schemas.microsoft.com/office/drawing/2016/5/9/chartex" xmlns:cx4="http://schemas.microsoft.com/office/drawing/2016/5/10/chartex" xmlns:cx5="http://schemas.microsoft.com/office/drawing/2016/5/11/chartex" xmlns:cx6="http://schemas.microsoft.com/office/drawing/2016/5/12/chartex" xmlns:cx7="http://schemas.microsoft.com/office/drawing/2016/5/13/chartex" xmlns:cx8="http://schemas.microsoft.com/office/drawing/2016/5/14/chartex" xmlns:mc="http://schemas.openxmlformats.org/markup-compatibility/2006" xmlns:aink="http://schemas.microsoft.com/office/drawing/2016/ink" xmlns:am3d="http://schemas.microsoft.com/office/drawing/2017/model3d" xmlns:o="urn:schemas-microsoft-com:office:office" xmlns:r="http://schemas.openxmlformats.org/officeDocument/2006/relationships" xmlns:m="http://schemas.openxmlformats.org/officeDocument/2006/math" xmlns:v="urn:schemas-microsoft-com:vml" xmlns:wp14="http://schemas.microsoft.com/office/word/2010/wordprocessingDrawing" xmlns:wp="http://schemas.openxmlformats.org/drawingml/2006/wordprocessingDrawing" xmlns:w10="urn:schemas-microsoft-com:office:word" xmlns:w="http://schemas.openxmlformats.org/wordprocessingml/2006/main" xmlns:w14="http://schemas.microsoft.com/office/word/2010/wordml" xmlns:w15="http://schemas.microsoft.com/office/word/2012/wordml" xmlns:w16cex="http://schemas.microsoft.com/office/word/2018/wordml/cex" xmlns:w16cid="http://schemas.microsoft.com/office/word/2016/wordml/cid" xmlns:w16="http://schemas.microsoft.com/office/word/2018/wordml" xmlns:w16sdtdh="http://schemas.microsoft.com/office/word/2020/wordml/sdtdatahash" xmlns:w16se="http://schemas.microsoft.com/office/word/2015/wordml/symex" xmlns:wpg="http://schemas.microsoft.com/office/word/2010/wordprocessingGroup" xmlns:wpi="http://schemas.microsoft.com/office/word/2010/wordprocessingInk" xmlns:wne="http://schemas.microsoft.com/office/word/2006/wordml" xmlns:wps="http://schemas.microsoft.com/office/word/2010/wordprocessingShape" mc:Ignorable="w14 w15 w16se w16cid w16 w16cex w16sdtdh wp14">
+<w:numbering xmlns:wpc="http://schemas.microsoft.com/office/word/2010/wordprocessingCanvas" xmlns:cx="http://schemas.microsoft.com/office/drawing/2014/chartex" xmlns:cx1="http://schemas.microsoft.com/office/drawing/2015/9/8/chartex" xmlns:cx2="http://schemas.microsoft.com/office/drawing/2015/10/21/chartex" xmlns:cx3="http://schemas.microsoft.com/office/drawing/2016/5/9/chartex" xmlns:cx4="http://schemas.microsoft.com/office/drawing/2016/5/10/chartex" xmlns:cx5="http://schemas.microsoft.com/office/drawing/2016/5/11/chartex" xmlns:cx6="http://schemas.microsoft.com/office/drawing/2016/5/12/chartex" xmlns:cx7="http://schemas.microsoft.com/office/drawing/2016/5/13/chartex" xmlns:cx8="http://schemas.microsoft.com/office/drawing/2016/5/14/chartex" xmlns:mc="http://schemas.openxmlformats.org/markup-compatibility/2006" xmlns:aink="http://schemas.microsoft.com/office/drawing/2016/ink" xmlns:am3d="http://schemas.microsoft.com/office/drawing/2017/model3d" xmlns:o="urn:schemas-microsoft-com:office:office" xmlns:oel="http://schemas.microsoft.com/office/2019/extlst" xmlns:r="http://schemas.openxmlformats.org/officeDocument/2006/relationships" xmlns:m="http://schemas.openxmlformats.org/officeDocument/2006/math" xmlns:v="urn:schemas-microsoft-com:vml" xmlns:wp14="http://schemas.microsoft.com/office/word/2010/wordprocessingDrawing" xmlns:wp="http://schemas.openxmlformats.org/drawingml/2006/wordprocessingDrawing" xmlns:w10="urn:schemas-microsoft-com:office:word" xmlns:w="http://schemas.openxmlformats.org/wordprocessingml/2006/main" xmlns:w14="http://schemas.microsoft.com/office/word/2010/wordml" xmlns:w15="http://schemas.microsoft.com/office/word/2012/wordml" xmlns:w16cex="http://schemas.microsoft.com/office/word/2018/wordml/cex" xmlns:w16cid="http://schemas.microsoft.com/office/word/2016/wordml/cid" xmlns:w16="http://schemas.microsoft.com/office/word/2018/wordml" xmlns:w16du="http://schemas.microsoft.com/office/word/2023/wordml/word16du" xmlns:w16sdtdh="http://schemas.microsoft.com/office/word/2020/wordml/sdtdatahash" xmlns:w16sdtfl="http://schemas.microsoft.com/office/word/2024/wordml/sdtformatlock" xmlns:w16se="http://schemas.microsoft.com/office/word/2015/wordml/symex" xmlns:wpg="http://schemas.microsoft.com/office/word/2010/wordprocessingGroup" xmlns:wpi="http://schemas.microsoft.com/office/word/2010/wordprocessingInk" xmlns:wne="http://schemas.microsoft.com/office/word/2006/wordml" xmlns:wps="http://schemas.microsoft.com/office/word/2010/wordprocessingShape" mc:Ignorable="w14 w15 w16se w16cid w16 w16cex w16sdtdh w16sdtfl w16du wp14">
   <w:abstractNum w:abstractNumId="0" w15:restartNumberingAfterBreak="0">
     <w:nsid w:val="18203035"/>
     <w:multiLevelType w:val="hybridMultilevel"/>
@@ -1599,7 +1352,7 @@
       <w:lvlText w:val="-"/>
       <w:lvlJc w:val="left"/>
       <w:pPr>
-        <w:ind w:left="1012" w:hanging="360"/>
+        <w:ind w:left="5322" w:hanging="360"/>
       </w:pPr>
       <w:rPr>
         <w:rFonts w:ascii="Times New Roman" w:eastAsia="Times New Roman" w:hAnsi="Times New Roman" w:cs="Times New Roman" w:hint="default"/>
@@ -1702,23 +1455,29 @@
       </w:rPr>
     </w:lvl>
   </w:abstractNum>
-  <w:num w:numId="1">
+  <w:num w:numId="1" w16cid:durableId="377706890">
     <w:abstractNumId w:val="0"/>
   </w:num>
-  <w:num w:numId="2">
+  <w:num w:numId="2" w16cid:durableId="726690214">
     <w:abstractNumId w:val="2"/>
   </w:num>
-  <w:num w:numId="3">
+  <w:num w:numId="3" w16cid:durableId="727805392">
     <w:abstractNumId w:val="1"/>
   </w:num>
 </w:numbering>
 </file>
 
 <file path=word/recipientData.xml><?xml version="1.0" encoding="utf-8"?>
-<wne:recipients xmlns:wpc="http://schemas.microsoft.com/office/word/2010/wordprocessingCanvas" xmlns:cx="http://schemas.microsoft.com/office/drawing/2014/chartex" xmlns:cx1="http://schemas.microsoft.com/office/drawing/2015/9/8/chartex" xmlns:cx2="http://schemas.microsoft.com/office/drawing/2015/10/21/chartex" xmlns:cx3="http://schemas.microsoft.com/office/drawing/2016/5/9/chartex" xmlns:cx4="http://schemas.microsoft.com/office/drawing/2016/5/10/chartex" xmlns:cx5="http://schemas.microsoft.com/office/drawing/2016/5/11/chartex" xmlns:cx6="http://schemas.microsoft.com/office/drawing/2016/5/12/chartex" xmlns:cx7="http://schemas.microsoft.com/office/drawing/2016/5/13/chartex" xmlns:cx8="http://schemas.microsoft.com/office/drawing/2016/5/14/chartex" xmlns:mc="http://schemas.openxmlformats.org/markup-compatibility/2006" xmlns:aink="http://schemas.microsoft.com/office/drawing/2016/ink" xmlns:am3d="http://schemas.microsoft.com/office/drawing/2017/model3d" xmlns:o="urn:schemas-microsoft-com:office:office" xmlns:r="http://schemas.openxmlformats.org/officeDocument/2006/relationships" xmlns:m="http://schemas.openxmlformats.org/officeDocument/2006/math" xmlns:v="urn:schemas-microsoft-com:vml" xmlns:wp14="http://schemas.microsoft.com/office/word/2010/wordprocessingDrawing" xmlns:wp="http://schemas.openxmlformats.org/drawingml/2006/wordprocessingDrawing" xmlns:w10="urn:schemas-microsoft-com:office:word" xmlns:w="http://schemas.openxmlformats.org/wordprocessingml/2006/main" xmlns:w14="http://schemas.microsoft.com/office/word/2010/wordml" xmlns:w15="http://schemas.microsoft.com/office/word/2012/wordml" xmlns:w16cex="http://schemas.microsoft.com/office/word/2018/wordml/cex" xmlns:w16cid="http://schemas.microsoft.com/office/word/2016/wordml/cid" xmlns:w16="http://schemas.microsoft.com/office/word/2018/wordml" xmlns:w16sdtdh="http://schemas.microsoft.com/office/word/2020/wordml/sdtdatahash" xmlns:w16se="http://schemas.microsoft.com/office/word/2015/wordml/symex" xmlns:wpg="http://schemas.microsoft.com/office/word/2010/wordprocessingGroup" xmlns:wpi="http://schemas.microsoft.com/office/word/2010/wordprocessingInk" xmlns:wne="http://schemas.microsoft.com/office/word/2006/wordml" xmlns:wps="http://schemas.microsoft.com/office/word/2010/wordprocessingShape" mc:Ignorable="w14 w15 w16se w16cid w16 w16cex w16sdtdh wp14">
+<wne:recipients xmlns:wpc="http://schemas.microsoft.com/office/word/2010/wordprocessingCanvas" xmlns:cx="http://schemas.microsoft.com/office/drawing/2014/chartex" xmlns:cx1="http://schemas.microsoft.com/office/drawing/2015/9/8/chartex" xmlns:cx2="http://schemas.microsoft.com/office/drawing/2015/10/21/chartex" xmlns:cx3="http://schemas.microsoft.com/office/drawing/2016/5/9/chartex" xmlns:cx4="http://schemas.microsoft.com/office/drawing/2016/5/10/chartex" xmlns:cx5="http://schemas.microsoft.com/office/drawing/2016/5/11/chartex" xmlns:cx6="http://schemas.microsoft.com/office/drawing/2016/5/12/chartex" xmlns:cx7="http://schemas.microsoft.com/office/drawing/2016/5/13/chartex" xmlns:cx8="http://schemas.microsoft.com/office/drawing/2016/5/14/chartex" xmlns:mc="http://schemas.openxmlformats.org/markup-compatibility/2006" xmlns:aink="http://schemas.microsoft.com/office/drawing/2016/ink" xmlns:am3d="http://schemas.microsoft.com/office/drawing/2017/model3d" xmlns:o="urn:schemas-microsoft-com:office:office" xmlns:oel="http://schemas.microsoft.com/office/2019/extlst" xmlns:r="http://schemas.openxmlformats.org/officeDocument/2006/relationships" xmlns:m="http://schemas.openxmlformats.org/officeDocument/2006/math" xmlns:v="urn:schemas-microsoft-com:vml" xmlns:wp14="http://schemas.microsoft.com/office/word/2010/wordprocessingDrawing" xmlns:wp="http://schemas.openxmlformats.org/drawingml/2006/wordprocessingDrawing" xmlns:w10="urn:schemas-microsoft-com:office:word" xmlns:w="http://schemas.openxmlformats.org/wordprocessingml/2006/main" xmlns:w14="http://schemas.microsoft.com/office/word/2010/wordml" xmlns:w15="http://schemas.microsoft.com/office/word/2012/wordml" xmlns:w16cex="http://schemas.microsoft.com/office/word/2018/wordml/cex" xmlns:w16cid="http://schemas.microsoft.com/office/word/2016/wordml/cid" xmlns:w16="http://schemas.microsoft.com/office/word/2018/wordml" xmlns:w16du="http://schemas.microsoft.com/office/word/2023/wordml/word16du" xmlns:w16sdtdh="http://schemas.microsoft.com/office/word/2020/wordml/sdtdatahash" xmlns:w16sdtfl="http://schemas.microsoft.com/office/word/2024/wordml/sdtformatlock" xmlns:w16se="http://schemas.microsoft.com/office/word/2015/wordml/symex" xmlns:wpg="http://schemas.microsoft.com/office/word/2010/wordprocessingGroup" xmlns:wpi="http://schemas.microsoft.com/office/word/2010/wordprocessingInk" xmlns:wne="http://schemas.microsoft.com/office/word/2006/wordml" xmlns:wps="http://schemas.microsoft.com/office/word/2010/wordprocessingShape" mc:Ignorable="w14 w15 w16se w16cid w16 w16cex w16sdtdh w16sdtfl w16du wp14">
   <wne:recipientData>
     <wne:active wne:val="1"/>
     <wne:hash wne:val="83743369"/>
+  </wne:recipientData>
+  <wne:recipientData>
+    <wne:active wne:val="1"/>
+  </wne:recipientData>
+  <wne:recipientData>
+    <wne:active wne:val="1"/>
   </wne:recipientData>
   <wne:recipientData>
     <wne:active wne:val="1"/>
@@ -1802,7 +1561,7 @@
 </file>
 
 <file path=word/styles.xml><?xml version="1.0" encoding="utf-8"?>
-<w:styles xmlns:mc="http://schemas.openxmlformats.org/markup-compatibility/2006" xmlns:r="http://schemas.openxmlformats.org/officeDocument/2006/relationships" xmlns:w="http://schemas.openxmlformats.org/wordprocessingml/2006/main" xmlns:w14="http://schemas.microsoft.com/office/word/2010/wordml" xmlns:w15="http://schemas.microsoft.com/office/word/2012/wordml" xmlns:w16cex="http://schemas.microsoft.com/office/word/2018/wordml/cex" xmlns:w16cid="http://schemas.microsoft.com/office/word/2016/wordml/cid" xmlns:w16="http://schemas.microsoft.com/office/word/2018/wordml" xmlns:w16sdtdh="http://schemas.microsoft.com/office/word/2020/wordml/sdtdatahash" xmlns:w16se="http://schemas.microsoft.com/office/word/2015/wordml/symex" mc:Ignorable="w14 w15 w16se w16cid w16 w16cex w16sdtdh">
+<w:styles xmlns:mc="http://schemas.openxmlformats.org/markup-compatibility/2006" xmlns:r="http://schemas.openxmlformats.org/officeDocument/2006/relationships" xmlns:w="http://schemas.openxmlformats.org/wordprocessingml/2006/main" xmlns:w14="http://schemas.microsoft.com/office/word/2010/wordml" xmlns:w15="http://schemas.microsoft.com/office/word/2012/wordml" xmlns:w16cex="http://schemas.microsoft.com/office/word/2018/wordml/cex" xmlns:w16cid="http://schemas.microsoft.com/office/word/2016/wordml/cid" xmlns:w16="http://schemas.microsoft.com/office/word/2018/wordml" xmlns:w16du="http://schemas.microsoft.com/office/word/2023/wordml/word16du" xmlns:w16sdtdh="http://schemas.microsoft.com/office/word/2020/wordml/sdtdatahash" xmlns:w16sdtfl="http://schemas.microsoft.com/office/word/2024/wordml/sdtformatlock" xmlns:w16se="http://schemas.microsoft.com/office/word/2015/wordml/symex" mc:Ignorable="w14 w15 w16se w16cid w16 w16cex w16sdtdh w16sdtfl w16du">
   <w:docDefaults>
     <w:rPrDefault>
       <w:rPr>
@@ -1912,6 +1671,7 @@
     <w:lsdException w:name="HTML Sample" w:semiHidden="1" w:unhideWhenUsed="1"/>
     <w:lsdException w:name="HTML Typewriter" w:semiHidden="1" w:unhideWhenUsed="1"/>
     <w:lsdException w:name="HTML Variable" w:semiHidden="1" w:unhideWhenUsed="1"/>
+    <w:lsdException w:name="Normal Table" w:semiHidden="1" w:unhideWhenUsed="1"/>
     <w:lsdException w:name="annotation subject" w:semiHidden="1" w:unhideWhenUsed="1"/>
     <w:lsdException w:name="No List" w:semiHidden="1" w:unhideWhenUsed="1"/>
     <w:lsdException w:name="Outline List 1" w:semiHidden="1" w:unhideWhenUsed="1"/>
@@ -1954,8 +1714,11 @@
     <w:lsdException w:name="Table Contemporary" w:semiHidden="1" w:unhideWhenUsed="1"/>
     <w:lsdException w:name="Table Elegant" w:semiHidden="1" w:unhideWhenUsed="1"/>
     <w:lsdException w:name="Table Professional" w:semiHidden="1" w:unhideWhenUsed="1"/>
+    <w:lsdException w:name="Table Subtle 1" w:semiHidden="1" w:unhideWhenUsed="1"/>
     <w:lsdException w:name="Table Subtle 2" w:semiHidden="1" w:unhideWhenUsed="1"/>
     <w:lsdException w:name="Table Web 1" w:semiHidden="1" w:unhideWhenUsed="1"/>
+    <w:lsdException w:name="Table Web 2" w:semiHidden="1" w:unhideWhenUsed="1"/>
+    <w:lsdException w:name="Table Web 3" w:semiHidden="1" w:unhideWhenUsed="1"/>
     <w:lsdException w:name="Balloon Text" w:semiHidden="1" w:unhideWhenUsed="1"/>
     <w:lsdException w:name="Table Theme" w:semiHidden="1" w:unhideWhenUsed="1"/>
     <w:lsdException w:name="Placeholder Text" w:semiHidden="1" w:uiPriority="99"/>
@@ -2190,7 +1953,6 @@
   <w:style w:type="character" w:default="1" w:styleId="DefaultParagraphFont">
     <w:name w:val="Default Paragraph Font"/>
     <w:uiPriority w:val="1"/>
-    <w:semiHidden/>
     <w:unhideWhenUsed/>
   </w:style>
   <w:style w:type="table" w:default="1" w:styleId="TableNormal">
